--- a/AI Consulting team.docx
+++ b/AI Consulting team.docx
@@ -3386,12 +3386,303 @@
           <w:lang w:val="en-US"/>
         </w:rPr>
       </w:pPr>
-      <w:r>
-        <w:rPr>
-          <w:lang w:val="en-US"/>
-        </w:rPr>
-        <w:t>pip freeze &gt; requirements.txt</w:t>
-      </w:r>
+      <w:proofErr w:type="gramStart"/>
+      <w:r>
+        <w:rPr>
+          <w:lang w:val="en-US"/>
+        </w:rPr>
+        <w:t>pip</w:t>
+      </w:r>
+      <w:proofErr w:type="gramEnd"/>
+      <w:r>
+        <w:rPr>
+          <w:lang w:val="en-US"/>
+        </w:rPr>
+        <w:t xml:space="preserve"> freeze &gt; requirements.txt</w:t>
+      </w:r>
+    </w:p>
+    <w:p>
+      <w:pPr>
+        <w:rPr>
+          <w:lang w:val="en-US"/>
+        </w:rPr>
+      </w:pPr>
+    </w:p>
+    <w:p>
+      <w:pPr>
+        <w:rPr>
+          <w:lang w:val="en-US"/>
+        </w:rPr>
+      </w:pPr>
+    </w:p>
+    <w:p>
+      <w:pPr>
+        <w:rPr>
+          <w:lang w:val="en-US"/>
+        </w:rPr>
+      </w:pPr>
+      <w:proofErr w:type="gramStart"/>
+      <w:r>
+        <w:rPr>
+          <w:lang w:val="en-US"/>
+        </w:rPr>
+        <w:t>concept</w:t>
+      </w:r>
+      <w:proofErr w:type="gramEnd"/>
+      <w:r>
+        <w:rPr>
+          <w:lang w:val="en-US"/>
+        </w:rPr>
+        <w:t xml:space="preserve"> of </w:t>
+      </w:r>
+      <w:proofErr w:type="spellStart"/>
+      <w:r>
+        <w:rPr>
+          <w:lang w:val="en-US"/>
+        </w:rPr>
+        <w:t>Langgraph</w:t>
+      </w:r>
+      <w:proofErr w:type="spellEnd"/>
+      <w:r>
+        <w:rPr>
+          <w:lang w:val="en-US"/>
+        </w:rPr>
+        <w:t xml:space="preserve"> that used to implement</w:t>
+      </w:r>
+    </w:p>
+    <w:p>
+      <w:pPr>
+        <w:rPr>
+          <w:lang w:val="en-US"/>
+        </w:rPr>
+      </w:pPr>
+      <w:r>
+        <w:rPr>
+          <w:lang w:val="en-US"/>
+        </w:rPr>
+        <w:t>1. State</w:t>
+      </w:r>
+    </w:p>
+    <w:p>
+      <w:pPr>
+        <w:rPr>
+          <w:lang w:val="en-US"/>
+        </w:rPr>
+      </w:pPr>
+      <w:r>
+        <w:rPr>
+          <w:lang w:val="en-US"/>
+        </w:rPr>
+        <w:t xml:space="preserve">2. </w:t>
+      </w:r>
+      <w:proofErr w:type="spellStart"/>
+      <w:r>
+        <w:rPr>
+          <w:lang w:val="en-US"/>
+        </w:rPr>
+        <w:t>Groq</w:t>
+      </w:r>
+      <w:proofErr w:type="spellEnd"/>
+      <w:r>
+        <w:rPr>
+          <w:lang w:val="en-US"/>
+        </w:rPr>
+        <w:t xml:space="preserve"> Client</w:t>
+      </w:r>
+    </w:p>
+    <w:p>
+      <w:pPr>
+        <w:rPr>
+          <w:lang w:val="en-US"/>
+        </w:rPr>
+      </w:pPr>
+      <w:r>
+        <w:rPr>
+          <w:lang w:val="en-US"/>
+        </w:rPr>
+        <w:t>3. Agent Prompts</w:t>
+      </w:r>
+    </w:p>
+    <w:p>
+      <w:pPr>
+        <w:rPr>
+          <w:lang w:val="en-US"/>
+        </w:rPr>
+      </w:pPr>
+      <w:r>
+        <w:rPr>
+          <w:lang w:val="en-US"/>
+        </w:rPr>
+        <w:t>4. Agents</w:t>
+      </w:r>
+    </w:p>
+    <w:p>
+      <w:pPr>
+        <w:rPr>
+          <w:lang w:val="en-US"/>
+        </w:rPr>
+      </w:pPr>
+      <w:r>
+        <w:rPr>
+          <w:lang w:val="en-US"/>
+        </w:rPr>
+        <w:t>5. Graph Workflow</w:t>
+      </w:r>
+    </w:p>
+    <w:p>
+      <w:pPr>
+        <w:rPr>
+          <w:lang w:val="en-US"/>
+        </w:rPr>
+      </w:pPr>
+      <w:r>
+        <w:rPr>
+          <w:lang w:val="en-US"/>
+        </w:rPr>
+        <w:t>6. Supervisor</w:t>
+      </w:r>
+    </w:p>
+    <w:p>
+      <w:pPr>
+        <w:rPr>
+          <w:lang w:val="en-US"/>
+        </w:rPr>
+      </w:pPr>
+      <w:r>
+        <w:rPr>
+          <w:lang w:val="en-US"/>
+        </w:rPr>
+        <w:t>7. Conditional Routing</w:t>
+      </w:r>
+    </w:p>
+    <w:p>
+      <w:pPr>
+        <w:rPr>
+          <w:lang w:val="en-US"/>
+        </w:rPr>
+      </w:pPr>
+      <w:r>
+        <w:rPr>
+          <w:lang w:val="en-US"/>
+        </w:rPr>
+        <w:t>8. Parallel Execution</w:t>
+      </w:r>
+    </w:p>
+    <w:p>
+      <w:pPr>
+        <w:rPr>
+          <w:lang w:val="en-US"/>
+        </w:rPr>
+      </w:pPr>
+      <w:r>
+        <w:rPr>
+          <w:lang w:val="en-US"/>
+        </w:rPr>
+        <w:t>9. Reducers</w:t>
+      </w:r>
+    </w:p>
+    <w:p>
+      <w:pPr>
+        <w:rPr>
+          <w:lang w:val="en-US"/>
+        </w:rPr>
+      </w:pPr>
+      <w:r>
+        <w:rPr>
+          <w:lang w:val="en-US"/>
+        </w:rPr>
+        <w:t>10. Tool Calling</w:t>
+      </w:r>
+    </w:p>
+    <w:p>
+      <w:pPr>
+        <w:rPr>
+          <w:lang w:val="en-US"/>
+        </w:rPr>
+      </w:pPr>
+      <w:r>
+        <w:rPr>
+          <w:lang w:val="en-US"/>
+        </w:rPr>
+        <w:t>11. Memory</w:t>
+      </w:r>
+    </w:p>
+    <w:p>
+      <w:pPr>
+        <w:rPr>
+          <w:lang w:val="en-US"/>
+        </w:rPr>
+      </w:pPr>
+      <w:r>
+        <w:rPr>
+          <w:lang w:val="en-US"/>
+        </w:rPr>
+        <w:t xml:space="preserve">12. </w:t>
+      </w:r>
+      <w:proofErr w:type="spellStart"/>
+      <w:r>
+        <w:rPr>
+          <w:lang w:val="en-US"/>
+        </w:rPr>
+        <w:t>Checkpointing</w:t>
+      </w:r>
+      <w:proofErr w:type="spellEnd"/>
+    </w:p>
+    <w:p>
+      <w:pPr>
+        <w:rPr>
+          <w:lang w:val="en-US"/>
+        </w:rPr>
+      </w:pPr>
+      <w:r>
+        <w:rPr>
+          <w:lang w:val="en-US"/>
+        </w:rPr>
+        <w:lastRenderedPageBreak/>
+        <w:t xml:space="preserve">13. Human </w:t>
+      </w:r>
+      <w:proofErr w:type="gramStart"/>
+      <w:r>
+        <w:rPr>
+          <w:lang w:val="en-US"/>
+        </w:rPr>
+        <w:t>In</w:t>
+      </w:r>
+      <w:proofErr w:type="gramEnd"/>
+      <w:r>
+        <w:rPr>
+          <w:lang w:val="en-US"/>
+        </w:rPr>
+        <w:t xml:space="preserve"> The Loop</w:t>
+      </w:r>
+    </w:p>
+    <w:p>
+      <w:pPr>
+        <w:rPr>
+          <w:lang w:val="en-US"/>
+        </w:rPr>
+      </w:pPr>
+      <w:r>
+        <w:rPr>
+          <w:lang w:val="en-US"/>
+        </w:rPr>
+        <w:t xml:space="preserve">14. </w:t>
+      </w:r>
+      <w:proofErr w:type="spellStart"/>
+      <w:r>
+        <w:rPr>
+          <w:lang w:val="en-US"/>
+        </w:rPr>
+        <w:t>LangSmith</w:t>
+      </w:r>
+      <w:proofErr w:type="spellEnd"/>
+    </w:p>
+    <w:p>
+      <w:pPr>
+        <w:rPr>
+          <w:lang w:val="en-US"/>
+        </w:rPr>
+      </w:pPr>
       <w:bookmarkStart w:id="0" w:name="_GoBack"/>
       <w:bookmarkEnd w:id="0"/>
     </w:p>
